--- a/server/templates/change-plan-template.docx
+++ b/server/templates/change-plan-template.docx
@@ -13,6 +13,8 @@
           <w:lang w:val="en-US" w:eastAsia="zh-CN"/>
         </w:rPr>
       </w:pPr>
+      <w:bookmarkStart w:id="0" w:name="_GoBack"/>
+      <w:bookmarkEnd w:id="0"/>
       <w:r>
         <w:rPr>
           <w:rFonts w:hint="eastAsia" w:ascii="Times New Roman" w:hAnsi="Times New Roman" w:eastAsia="方正小标宋_GBK" w:cs="Times New Roman"/>
@@ -20,18 +22,7 @@
           <w:szCs w:val="44"/>
           <w:lang w:val="en-US" w:eastAsia="zh-CN"/>
         </w:rPr>
-        <w:t>代销</w:t>
-      </w:r>
-      <w:bookmarkStart w:id="0" w:name="_GoBack"/>
-      <w:bookmarkEnd w:id="0"/>
-      <w:r>
-        <w:rPr>
-          <w:rFonts w:hint="eastAsia" w:ascii="Times New Roman" w:hAnsi="Times New Roman" w:eastAsia="方正小标宋_GBK" w:cs="Times New Roman"/>
-          <w:sz w:val="44"/>
-          <w:szCs w:val="44"/>
-          <w:lang w:val="en-US" w:eastAsia="zh-CN"/>
-        </w:rPr>
-        <w:t>管理系统变更方案</w:t>
+        <w:t>系统变更方案</w:t>
       </w:r>
     </w:p>
     <w:tbl>
@@ -119,7 +110,7 @@
                 <w:szCs w:val="24"/>
                 <w:lang w:val="en-US" w:eastAsia="zh-CN"/>
               </w:rPr>
-              <w:t xml:space="preserve">{requirementText}</w:t>
+              <w:t>{requirementText}</w:t>
             </w:r>
           </w:p>
         </w:tc>
@@ -184,7 +175,7 @@
                 <w:szCs w:val="24"/>
                 <w:lang w:val="en-US" w:eastAsia="zh-CN"/>
               </w:rPr>
-              <w:t xml:space="preserve">{changeSystem}</w:t>
+              <w:t>{changeSystem}</w:t>
             </w:r>
           </w:p>
         </w:tc>
@@ -249,7 +240,7 @@
                 <w:szCs w:val="24"/>
                 <w:lang w:val="en-US" w:eastAsia="zh-CN"/>
               </w:rPr>
-              <w:t xml:space="preserve">{changeMethod}</w:t>
+              <w:t>{changeMethod}</w:t>
             </w:r>
           </w:p>
         </w:tc>
@@ -307,16 +298,7 @@
           <w:szCs w:val="32"/>
           <w:lang w:val="en-US" w:eastAsia="zh-CN"/>
         </w:rPr>
-        <w:t>变更包：</w:t>
-      </w:r>
-      <w:r>
-        <w:rPr>
-          <w:rFonts w:hint="eastAsia" w:ascii="Times New Roman" w:hAnsi="Times New Roman" w:eastAsia="方正仿宋_GBK" w:cs="Times New Roman"/>
-          <w:sz w:val="32"/>
-          <w:szCs w:val="32"/>
-          <w:lang w:val="en-US" w:eastAsia="zh-CN"/>
-        </w:rPr>
-        <w:t xml:space="preserve">{packageFile}</w:t>
+        <w:t>变更包：{packageFile}</w:t>
       </w:r>
     </w:p>
     <w:p>
@@ -338,16 +320,7 @@
           <w:szCs w:val="32"/>
           <w:lang w:val="en-US" w:eastAsia="zh-CN"/>
         </w:rPr>
-        <w:t>说明：</w:t>
-      </w:r>
-      <w:r>
-        <w:rPr>
-          <w:rFonts w:hint="eastAsia" w:ascii="Times New Roman" w:hAnsi="Times New Roman" w:eastAsia="方正仿宋_GBK" w:cs="Times New Roman"/>
-          <w:sz w:val="32"/>
-          <w:szCs w:val="32"/>
-          <w:lang w:val="en-US" w:eastAsia="zh-CN"/>
-        </w:rPr>
-        <w:t xml:space="preserve">{packageNote}</w:t>
+        <w:t>说明：{packageNote}</w:t>
       </w:r>
     </w:p>
     <w:p>
@@ -584,7 +557,7 @@
                 <w:szCs w:val="24"/>
                 <w:lang w:val="en-US" w:eastAsia="zh-CN"/>
               </w:rPr>
-              <w:t xml:space="preserve">{#serverRows}{assetName}</w:t>
+              <w:t>{#serverRows}{assetName}</w:t>
             </w:r>
           </w:p>
         </w:tc>
@@ -611,7 +584,7 @@
                 <w:szCs w:val="24"/>
                 <w:lang w:val="en-US" w:eastAsia="zh-CN"/>
               </w:rPr>
-              <w:t xml:space="preserve">{ip}</w:t>
+              <w:t>{ip}</w:t>
             </w:r>
           </w:p>
         </w:tc>
@@ -638,7 +611,7 @@
                 <w:szCs w:val="24"/>
                 <w:lang w:val="en-US" w:eastAsia="zh-CN"/>
               </w:rPr>
-              <w:t xml:space="preserve">{username}</w:t>
+              <w:t>{username}</w:t>
             </w:r>
           </w:p>
         </w:tc>
@@ -665,7 +638,7 @@
                 <w:szCs w:val="24"/>
                 <w:lang w:val="en-US" w:eastAsia="zh-CN"/>
               </w:rPr>
-              <w:t xml:space="preserve">{assetType}{/serverRows}</w:t>
+              <w:t>{assetType}{/serverRows}</w:t>
             </w:r>
           </w:p>
         </w:tc>
@@ -717,9 +690,36 @@
           <w:szCs w:val="32"/>
           <w:lang w:val="en-US" w:eastAsia="zh-CN"/>
         </w:rPr>
-        <w:t>（一）数据库变更</w:t>
-      </w:r>
-      <w:r>
+        <w:t>（一）数据库变更{dbChangesSuffix}</w:t>
+      </w:r>
+    </w:p>
+    <w:p>
+      <w:pPr>
+        <w:spacing w:before="0" w:after="0" w:line="560" w:lineRule="exact"/>
+        <w:ind w:firstLine="6" w:firstLineChars="2"/>
+        <w:jc w:val="both"/>
+        <w:rPr>
+          <w:rFonts w:hint="eastAsia" w:ascii="Times New Roman" w:hAnsi="Times New Roman" w:eastAsia="方正仿宋_GBK" w:cs="Times New Roman"/>
+          <w:sz w:val="32"/>
+          <w:szCs w:val="32"/>
+          <w:lang w:val="en-US" w:eastAsia="zh-CN"/>
+        </w:rPr>
+      </w:pPr>
+      <w:r>
+        <w:rPr>
+          <w:rFonts w:hint="eastAsia" w:ascii="Times New Roman" w:hAnsi="Times New Roman" w:eastAsia="方正仿宋_GBK" w:cs="Times New Roman"/>
+          <w:sz w:val="32"/>
+          <w:szCs w:val="32"/>
+          <w:lang w:val="en-US" w:eastAsia="zh-CN"/>
+        </w:rPr>
+        <w:t>{dbStep1}</w:t>
+      </w:r>
+    </w:p>
+    <w:p>
+      <w:pPr>
+        <w:keepNext/>
+        <w:spacing w:before="180" w:after="80" w:line="560" w:lineRule="exact"/>
+        <w:outlineLvl w:val="1"/>
         <w:rPr>
           <w:rFonts w:hint="eastAsia" w:ascii="Times New Roman" w:hAnsi="Times New Roman" w:eastAsia="方正楷体_GBK" w:cs="Times New Roman"/>
           <w:b/>
@@ -728,7 +728,17 @@
           <w:szCs w:val="32"/>
           <w:lang w:val="en-US" w:eastAsia="zh-CN"/>
         </w:rPr>
-        <w:t xml:space="preserve">{dbChangesSuffix}</w:t>
+      </w:pPr>
+      <w:r>
+        <w:rPr>
+          <w:rFonts w:hint="eastAsia" w:ascii="Times New Roman" w:hAnsi="Times New Roman" w:eastAsia="方正楷体_GBK" w:cs="Times New Roman"/>
+          <w:b/>
+          <w:bCs/>
+          <w:sz w:val="32"/>
+          <w:szCs w:val="32"/>
+          <w:lang w:val="en-US" w:eastAsia="zh-CN"/>
+        </w:rPr>
+        <w:t>（二）自动化部署{autoDeployChangesSuffix}</w:t>
       </w:r>
     </w:p>
     <w:p>
@@ -750,7 +760,29 @@
           <w:szCs w:val="32"/>
           <w:lang w:val="en-US" w:eastAsia="zh-CN"/>
         </w:rPr>
-        <w:t xml:space="preserve">{dbStep1}</w:t>
+        <w:t>1. 按自动化部署流程执行全部需求。</w:t>
+      </w:r>
+    </w:p>
+    <w:p>
+      <w:pPr>
+        <w:spacing w:before="0" w:after="0" w:line="560" w:lineRule="exact"/>
+        <w:ind w:firstLine="6" w:firstLineChars="2"/>
+        <w:jc w:val="both"/>
+        <w:rPr>
+          <w:rFonts w:hint="eastAsia" w:ascii="Times New Roman" w:hAnsi="Times New Roman" w:eastAsia="方正仿宋_GBK" w:cs="Times New Roman"/>
+          <w:sz w:val="32"/>
+          <w:szCs w:val="32"/>
+          <w:lang w:val="en-US" w:eastAsia="zh-CN"/>
+        </w:rPr>
+      </w:pPr>
+      <w:r>
+        <w:rPr>
+          <w:rFonts w:hint="eastAsia" w:ascii="Times New Roman" w:hAnsi="Times New Roman" w:eastAsia="方正仿宋_GBK" w:cs="Times New Roman"/>
+          <w:sz w:val="32"/>
+          <w:szCs w:val="32"/>
+          <w:lang w:val="en-US" w:eastAsia="zh-CN"/>
+        </w:rPr>
+        <w:t>2. 部署完成后检查各服务进程状态；如自动化部署失败，转入手工变更步骤。</w:t>
       </w:r>
     </w:p>
     <w:p>
@@ -776,9 +808,36 @@
           <w:szCs w:val="32"/>
           <w:lang w:val="en-US" w:eastAsia="zh-CN"/>
         </w:rPr>
-        <w:t>（二）自动化部署</w:t>
-      </w:r>
-      <w:r>
+        <w:t>（三）修改配置文件{configFileChangesSuffix}</w:t>
+      </w:r>
+    </w:p>
+    <w:p>
+      <w:pPr>
+        <w:spacing w:before="0" w:after="0" w:line="560" w:lineRule="exact"/>
+        <w:ind w:firstLine="6" w:firstLineChars="2"/>
+        <w:jc w:val="both"/>
+        <w:rPr>
+          <w:rFonts w:hint="eastAsia" w:ascii="Times New Roman" w:hAnsi="Times New Roman" w:eastAsia="方正仿宋_GBK" w:cs="Times New Roman"/>
+          <w:sz w:val="32"/>
+          <w:szCs w:val="32"/>
+          <w:lang w:val="en-US" w:eastAsia="zh-CN"/>
+        </w:rPr>
+      </w:pPr>
+      <w:r>
+        <w:rPr>
+          <w:rFonts w:hint="eastAsia" w:ascii="Times New Roman" w:hAnsi="Times New Roman" w:eastAsia="方正仿宋_GBK" w:cs="Times New Roman"/>
+          <w:sz w:val="32"/>
+          <w:szCs w:val="32"/>
+          <w:lang w:val="en-US" w:eastAsia="zh-CN"/>
+        </w:rPr>
+        <w:t>{configStep1}</w:t>
+      </w:r>
+    </w:p>
+    <w:p>
+      <w:pPr>
+        <w:keepNext/>
+        <w:spacing w:before="180" w:after="80" w:line="560" w:lineRule="exact"/>
+        <w:outlineLvl w:val="1"/>
         <w:rPr>
           <w:rFonts w:hint="eastAsia" w:ascii="Times New Roman" w:hAnsi="Times New Roman" w:eastAsia="方正楷体_GBK" w:cs="Times New Roman"/>
           <w:b/>
@@ -787,7 +846,113 @@
           <w:szCs w:val="32"/>
           <w:lang w:val="en-US" w:eastAsia="zh-CN"/>
         </w:rPr>
-        <w:t xml:space="preserve">{autoDeployChangesSuffix}</w:t>
+      </w:pPr>
+      <w:r>
+        <w:rPr>
+          <w:rFonts w:hint="eastAsia" w:ascii="Times New Roman" w:hAnsi="Times New Roman" w:eastAsia="方正楷体_GBK" w:cs="Times New Roman"/>
+          <w:b/>
+          <w:bCs/>
+          <w:sz w:val="32"/>
+          <w:szCs w:val="32"/>
+          <w:lang w:val="en-US" w:eastAsia="zh-CN"/>
+        </w:rPr>
+        <w:t>（四）手工变更（自动化部署失败时按需执行）</w:t>
+      </w:r>
+    </w:p>
+    <w:p>
+      <w:pPr>
+        <w:keepNext/>
+        <w:spacing w:before="120" w:after="60" w:line="560" w:lineRule="exact"/>
+        <w:outlineLvl w:val="2"/>
+        <w:rPr>
+          <w:rFonts w:hint="default" w:ascii="Times New Roman" w:hAnsi="Times New Roman" w:eastAsia="方正仿宋_GBK" w:cs="Times New Roman"/>
+          <w:b/>
+          <w:bCs/>
+          <w:sz w:val="32"/>
+          <w:szCs w:val="32"/>
+          <w:lang w:val="en-US" w:eastAsia="zh-CN"/>
+        </w:rPr>
+      </w:pPr>
+      <w:r>
+        <w:rPr>
+          <w:rFonts w:hint="eastAsia" w:ascii="Times New Roman" w:hAnsi="Times New Roman" w:eastAsia="方正仿宋_GBK" w:cs="Times New Roman"/>
+          <w:b/>
+          <w:bCs/>
+          <w:sz w:val="32"/>
+          <w:szCs w:val="32"/>
+          <w:lang w:val="en-US" w:eastAsia="zh-CN"/>
+        </w:rPr>
+        <w:t>1. 手工变更</w:t>
+      </w:r>
+    </w:p>
+    <w:p>
+      <w:pPr>
+        <w:spacing w:before="0" w:after="0" w:line="560" w:lineRule="exact"/>
+        <w:ind w:left="4" w:leftChars="2"/>
+        <w:jc w:val="both"/>
+        <w:rPr>
+          <w:rFonts w:hint="eastAsia" w:ascii="Times New Roman" w:hAnsi="Times New Roman" w:eastAsia="方正仿宋_GBK" w:cs="Times New Roman"/>
+          <w:sz w:val="32"/>
+          <w:szCs w:val="32"/>
+          <w:lang w:val="en-US" w:eastAsia="zh-CN"/>
+        </w:rPr>
+      </w:pPr>
+      <w:r>
+        <w:rPr>
+          <w:rFonts w:hint="eastAsia" w:ascii="Times New Roman" w:hAnsi="Times New Roman" w:eastAsia="方正仿宋_GBK" w:cs="Times New Roman"/>
+          <w:sz w:val="32"/>
+          <w:szCs w:val="32"/>
+          <w:lang w:val="en-US" w:eastAsia="zh-CN"/>
+        </w:rPr>
+        <w:t>{manualStep1}</w:t>
+      </w:r>
+    </w:p>
+    <w:p>
+      <w:pPr>
+        <w:keepNext/>
+        <w:spacing w:before="240" w:after="120" w:line="560" w:lineRule="exact"/>
+        <w:outlineLvl w:val="0"/>
+        <w:rPr>
+          <w:rFonts w:hint="eastAsia" w:ascii="Times New Roman" w:hAnsi="Times New Roman" w:eastAsia="方正黑体_GBK" w:cs="Times New Roman"/>
+          <w:sz w:val="32"/>
+          <w:szCs w:val="32"/>
+          <w:lang w:val="en-US" w:eastAsia="zh-CN"/>
+        </w:rPr>
+      </w:pPr>
+      <w:r>
+        <w:rPr>
+          <w:rFonts w:hint="eastAsia" w:ascii="Times New Roman" w:hAnsi="Times New Roman" w:eastAsia="方正黑体_GBK" w:cs="Times New Roman"/>
+          <w:sz w:val="32"/>
+          <w:szCs w:val="32"/>
+          <w:lang w:val="en-US" w:eastAsia="zh-CN"/>
+        </w:rPr>
+        <w:t>四、变更回退方案</w:t>
+      </w:r>
+    </w:p>
+    <w:p>
+      <w:pPr>
+        <w:keepNext/>
+        <w:spacing w:before="180" w:after="80" w:line="560" w:lineRule="exact"/>
+        <w:outlineLvl w:val="1"/>
+        <w:rPr>
+          <w:rFonts w:hint="eastAsia" w:ascii="Times New Roman" w:hAnsi="Times New Roman" w:eastAsia="方正楷体_GBK" w:cs="Times New Roman"/>
+          <w:b/>
+          <w:bCs/>
+          <w:sz w:val="32"/>
+          <w:szCs w:val="32"/>
+          <w:lang w:val="en-US" w:eastAsia="zh-CN"/>
+        </w:rPr>
+      </w:pPr>
+      <w:r>
+        <w:rPr>
+          <w:rFonts w:hint="eastAsia" w:ascii="Times New Roman" w:hAnsi="Times New Roman" w:eastAsia="方正楷体_GBK" w:cs="Times New Roman"/>
+          <w:b/>
+          <w:bCs/>
+          <w:sz w:val="32"/>
+          <w:szCs w:val="32"/>
+          <w:lang w:val="en-US" w:eastAsia="zh-CN"/>
+        </w:rPr>
+        <w:t>（一）应用回退</w:t>
       </w:r>
     </w:p>
     <w:p>
@@ -809,7 +974,33 @@
           <w:szCs w:val="32"/>
           <w:lang w:val="en-US" w:eastAsia="zh-CN"/>
         </w:rPr>
-        <w:t>1. 按自动化部署流程执行全部需求。</w:t>
+        <w:t>{appRollbackIntro}</w:t>
+      </w:r>
+    </w:p>
+    <w:p>
+      <w:pPr>
+        <w:keepNext/>
+        <w:spacing w:before="180" w:after="80" w:line="560" w:lineRule="exact"/>
+        <w:outlineLvl w:val="1"/>
+        <w:rPr>
+          <w:rFonts w:hint="eastAsia" w:ascii="Times New Roman" w:hAnsi="Times New Roman" w:eastAsia="方正楷体_GBK" w:cs="Times New Roman"/>
+          <w:b/>
+          <w:bCs/>
+          <w:sz w:val="32"/>
+          <w:szCs w:val="32"/>
+          <w:lang w:val="en-US" w:eastAsia="zh-CN"/>
+        </w:rPr>
+      </w:pPr>
+      <w:r>
+        <w:rPr>
+          <w:rFonts w:hint="eastAsia" w:ascii="Times New Roman" w:hAnsi="Times New Roman" w:eastAsia="方正楷体_GBK" w:cs="Times New Roman"/>
+          <w:b/>
+          <w:bCs/>
+          <w:sz w:val="32"/>
+          <w:szCs w:val="32"/>
+          <w:lang w:val="en-US" w:eastAsia="zh-CN"/>
+        </w:rPr>
+        <w:t>（二）数据库回退</w:t>
       </w:r>
     </w:p>
     <w:p>
@@ -831,44 +1022,29 @@
           <w:szCs w:val="32"/>
           <w:lang w:val="en-US" w:eastAsia="zh-CN"/>
         </w:rPr>
-        <w:t>2. 部署完成后检查各服务进程状态；如自动化部署失败，转入手工变更步骤。</w:t>
+        <w:t>{dbRollback}</w:t>
       </w:r>
     </w:p>
     <w:p>
       <w:pPr>
         <w:keepNext/>
-        <w:spacing w:before="180" w:after="80" w:line="560" w:lineRule="exact"/>
-        <w:outlineLvl w:val="1"/>
-        <w:rPr>
-          <w:rFonts w:hint="eastAsia" w:ascii="Times New Roman" w:hAnsi="Times New Roman" w:eastAsia="方正楷体_GBK" w:cs="Times New Roman"/>
-          <w:b/>
-          <w:bCs/>
-          <w:sz w:val="32"/>
-          <w:szCs w:val="32"/>
-          <w:lang w:val="en-US" w:eastAsia="zh-CN"/>
-        </w:rPr>
-      </w:pPr>
-      <w:r>
-        <w:rPr>
-          <w:rFonts w:hint="eastAsia" w:ascii="Times New Roman" w:hAnsi="Times New Roman" w:eastAsia="方正楷体_GBK" w:cs="Times New Roman"/>
-          <w:b/>
-          <w:bCs/>
-          <w:sz w:val="32"/>
-          <w:szCs w:val="32"/>
-          <w:lang w:val="en-US" w:eastAsia="zh-CN"/>
-        </w:rPr>
-        <w:t>（三）修改配置文件</w:t>
-      </w:r>
-      <w:r>
-        <w:rPr>
-          <w:rFonts w:hint="eastAsia" w:ascii="Times New Roman" w:hAnsi="Times New Roman" w:eastAsia="方正楷体_GBK" w:cs="Times New Roman"/>
-          <w:b/>
-          <w:bCs/>
-          <w:sz w:val="32"/>
-          <w:szCs w:val="32"/>
-          <w:lang w:val="en-US" w:eastAsia="zh-CN"/>
-        </w:rPr>
-        <w:t xml:space="preserve">{configFileChangesSuffix}</w:t>
+        <w:spacing w:before="240" w:after="120" w:line="560" w:lineRule="exact"/>
+        <w:outlineLvl w:val="0"/>
+        <w:rPr>
+          <w:rFonts w:hint="eastAsia" w:ascii="Times New Roman" w:hAnsi="Times New Roman" w:eastAsia="方正黑体_GBK" w:cs="Times New Roman"/>
+          <w:sz w:val="32"/>
+          <w:szCs w:val="32"/>
+          <w:lang w:val="en-US" w:eastAsia="zh-CN"/>
+        </w:rPr>
+      </w:pPr>
+      <w:r>
+        <w:rPr>
+          <w:rFonts w:hint="eastAsia" w:ascii="Times New Roman" w:hAnsi="Times New Roman" w:eastAsia="方正黑体_GBK" w:cs="Times New Roman"/>
+          <w:sz w:val="32"/>
+          <w:szCs w:val="32"/>
+          <w:lang w:val="en-US" w:eastAsia="zh-CN"/>
+        </w:rPr>
+        <w:t>五、变更验证方案</w:t>
       </w:r>
     </w:p>
     <w:p>
@@ -890,243 +1066,7 @@
           <w:szCs w:val="32"/>
           <w:lang w:val="en-US" w:eastAsia="zh-CN"/>
         </w:rPr>
-        <w:t xml:space="preserve">{configStep1}</w:t>
-      </w:r>
-    </w:p>
-    <w:p>
-      <w:pPr>
-        <w:keepNext/>
-        <w:spacing w:before="180" w:after="80" w:line="560" w:lineRule="exact"/>
-        <w:outlineLvl w:val="1"/>
-        <w:rPr>
-          <w:rFonts w:hint="eastAsia" w:ascii="Times New Roman" w:hAnsi="Times New Roman" w:eastAsia="方正楷体_GBK" w:cs="Times New Roman"/>
-          <w:b/>
-          <w:bCs/>
-          <w:sz w:val="32"/>
-          <w:szCs w:val="32"/>
-          <w:lang w:val="en-US" w:eastAsia="zh-CN"/>
-        </w:rPr>
-      </w:pPr>
-      <w:r>
-        <w:rPr>
-          <w:rFonts w:hint="eastAsia" w:ascii="Times New Roman" w:hAnsi="Times New Roman" w:eastAsia="方正楷体_GBK" w:cs="Times New Roman"/>
-          <w:b/>
-          <w:bCs/>
-          <w:sz w:val="32"/>
-          <w:szCs w:val="32"/>
-          <w:lang w:val="en-US" w:eastAsia="zh-CN"/>
-        </w:rPr>
-        <w:t>（四）手工变更（自动化部署失败时按需执行）</w:t>
-      </w:r>
-    </w:p>
-    <w:p>
-      <w:pPr>
-        <w:keepNext/>
-        <w:spacing w:before="120" w:after="60" w:line="560" w:lineRule="exact"/>
-        <w:outlineLvl w:val="2"/>
-        <w:rPr>
-          <w:rFonts w:hint="default" w:ascii="Times New Roman" w:hAnsi="Times New Roman" w:eastAsia="方正仿宋_GBK" w:cs="Times New Roman"/>
-          <w:b/>
-          <w:bCs/>
-          <w:sz w:val="32"/>
-          <w:szCs w:val="32"/>
-          <w:lang w:val="en-US" w:eastAsia="zh-CN"/>
-        </w:rPr>
-      </w:pPr>
-      <w:r>
-        <w:rPr>
-          <w:rFonts w:hint="eastAsia" w:ascii="Times New Roman" w:hAnsi="Times New Roman" w:eastAsia="方正仿宋_GBK" w:cs="Times New Roman"/>
-          <w:b/>
-          <w:bCs/>
-          <w:sz w:val="32"/>
-          <w:szCs w:val="32"/>
-          <w:lang w:val="en-US" w:eastAsia="zh-CN"/>
-        </w:rPr>
-        <w:t>1. 手工变更</w:t>
-      </w:r>
-    </w:p>
-    <w:p>
-      <w:pPr>
-        <w:spacing w:before="0" w:after="0" w:line="560" w:lineRule="exact"/>
-        <w:ind w:left="4" w:leftChars="2"/>
-        <w:jc w:val="both"/>
-        <w:rPr>
-          <w:rFonts w:hint="eastAsia" w:ascii="Times New Roman" w:hAnsi="Times New Roman" w:eastAsia="方正仿宋_GBK" w:cs="Times New Roman"/>
-          <w:sz w:val="32"/>
-          <w:szCs w:val="32"/>
-          <w:lang w:val="en-US" w:eastAsia="zh-CN"/>
-        </w:rPr>
-      </w:pPr>
-      <w:r>
-        <w:rPr>
-          <w:rFonts w:hint="eastAsia" w:ascii="Times New Roman" w:hAnsi="Times New Roman" w:eastAsia="方正仿宋_GBK" w:cs="Times New Roman"/>
-          <w:sz w:val="32"/>
-          <w:szCs w:val="32"/>
-          <w:lang w:val="en-US" w:eastAsia="zh-CN"/>
-        </w:rPr>
-        <w:t xml:space="preserve">{manualStep1}</w:t>
-      </w:r>
-    </w:p>
-    <w:p>
-      <w:pPr>
-        <w:keepNext/>
-        <w:spacing w:before="240" w:after="120" w:line="560" w:lineRule="exact"/>
-        <w:outlineLvl w:val="0"/>
-        <w:rPr>
-          <w:rFonts w:hint="eastAsia" w:ascii="Times New Roman" w:hAnsi="Times New Roman" w:eastAsia="方正黑体_GBK" w:cs="Times New Roman"/>
-          <w:sz w:val="32"/>
-          <w:szCs w:val="32"/>
-          <w:lang w:val="en-US" w:eastAsia="zh-CN"/>
-        </w:rPr>
-      </w:pPr>
-      <w:r>
-        <w:rPr>
-          <w:rFonts w:hint="eastAsia" w:ascii="Times New Roman" w:hAnsi="Times New Roman" w:eastAsia="方正黑体_GBK" w:cs="Times New Roman"/>
-          <w:sz w:val="32"/>
-          <w:szCs w:val="32"/>
-          <w:lang w:val="en-US" w:eastAsia="zh-CN"/>
-        </w:rPr>
-        <w:t>四、变更回退方案</w:t>
-      </w:r>
-    </w:p>
-    <w:p>
-      <w:pPr>
-        <w:keepNext/>
-        <w:spacing w:before="180" w:after="80" w:line="560" w:lineRule="exact"/>
-        <w:outlineLvl w:val="1"/>
-        <w:rPr>
-          <w:rFonts w:hint="eastAsia" w:ascii="Times New Roman" w:hAnsi="Times New Roman" w:eastAsia="方正楷体_GBK" w:cs="Times New Roman"/>
-          <w:b/>
-          <w:bCs/>
-          <w:sz w:val="32"/>
-          <w:szCs w:val="32"/>
-          <w:lang w:val="en-US" w:eastAsia="zh-CN"/>
-        </w:rPr>
-      </w:pPr>
-      <w:r>
-        <w:rPr>
-          <w:rFonts w:hint="eastAsia" w:ascii="Times New Roman" w:hAnsi="Times New Roman" w:eastAsia="方正楷体_GBK" w:cs="Times New Roman"/>
-          <w:b/>
-          <w:bCs/>
-          <w:sz w:val="32"/>
-          <w:szCs w:val="32"/>
-          <w:lang w:val="en-US" w:eastAsia="zh-CN"/>
-        </w:rPr>
-        <w:t>（一）应用回退</w:t>
-      </w:r>
-    </w:p>
-    <w:p>
-      <w:pPr>
-        <w:spacing w:before="0" w:after="0" w:line="560" w:lineRule="exact"/>
-        <w:ind w:firstLine="6" w:firstLineChars="2"/>
-        <w:jc w:val="both"/>
-        <w:rPr>
-          <w:rFonts w:hint="eastAsia" w:ascii="Times New Roman" w:hAnsi="Times New Roman" w:eastAsia="方正仿宋_GBK" w:cs="Times New Roman"/>
-          <w:sz w:val="32"/>
-          <w:szCs w:val="32"/>
-          <w:lang w:val="en-US" w:eastAsia="zh-CN"/>
-        </w:rPr>
-      </w:pPr>
-      <w:r>
-        <w:rPr>
-          <w:rFonts w:hint="eastAsia" w:ascii="Times New Roman" w:hAnsi="Times New Roman" w:eastAsia="方正仿宋_GBK" w:cs="Times New Roman"/>
-          <w:sz w:val="32"/>
-          <w:szCs w:val="32"/>
-          <w:lang w:val="en-US" w:eastAsia="zh-CN"/>
-        </w:rPr>
-        <w:t xml:space="preserve">{appRollbackIntro}</w:t>
-      </w:r>
-    </w:p>
-    <w:p>
-      <w:pPr>
-        <w:keepNext/>
-        <w:spacing w:before="180" w:after="80" w:line="560" w:lineRule="exact"/>
-        <w:outlineLvl w:val="1"/>
-        <w:rPr>
-          <w:rFonts w:hint="eastAsia" w:ascii="Times New Roman" w:hAnsi="Times New Roman" w:eastAsia="方正楷体_GBK" w:cs="Times New Roman"/>
-          <w:b/>
-          <w:bCs/>
-          <w:sz w:val="32"/>
-          <w:szCs w:val="32"/>
-          <w:lang w:val="en-US" w:eastAsia="zh-CN"/>
-        </w:rPr>
-      </w:pPr>
-      <w:r>
-        <w:rPr>
-          <w:rFonts w:hint="eastAsia" w:ascii="Times New Roman" w:hAnsi="Times New Roman" w:eastAsia="方正楷体_GBK" w:cs="Times New Roman"/>
-          <w:b/>
-          <w:bCs/>
-          <w:sz w:val="32"/>
-          <w:szCs w:val="32"/>
-          <w:lang w:val="en-US" w:eastAsia="zh-CN"/>
-        </w:rPr>
-        <w:t>（二）数据库回退</w:t>
-      </w:r>
-    </w:p>
-    <w:p>
-      <w:pPr>
-        <w:spacing w:before="0" w:after="0" w:line="560" w:lineRule="exact"/>
-        <w:ind w:firstLine="6" w:firstLineChars="2"/>
-        <w:jc w:val="both"/>
-        <w:rPr>
-          <w:rFonts w:hint="eastAsia" w:ascii="Times New Roman" w:hAnsi="Times New Roman" w:eastAsia="方正仿宋_GBK" w:cs="Times New Roman"/>
-          <w:sz w:val="32"/>
-          <w:szCs w:val="32"/>
-          <w:lang w:val="en-US" w:eastAsia="zh-CN"/>
-        </w:rPr>
-      </w:pPr>
-      <w:r>
-        <w:rPr>
-          <w:rFonts w:hint="eastAsia" w:ascii="Times New Roman" w:hAnsi="Times New Roman" w:eastAsia="方正仿宋_GBK" w:cs="Times New Roman"/>
-          <w:sz w:val="32"/>
-          <w:szCs w:val="32"/>
-          <w:lang w:val="en-US" w:eastAsia="zh-CN"/>
-        </w:rPr>
-        <w:t xml:space="preserve">{dbRollback}</w:t>
-      </w:r>
-    </w:p>
-    <w:p>
-      <w:pPr>
-        <w:keepNext/>
-        <w:spacing w:before="240" w:after="120" w:line="560" w:lineRule="exact"/>
-        <w:outlineLvl w:val="0"/>
-        <w:rPr>
-          <w:rFonts w:hint="eastAsia" w:ascii="Times New Roman" w:hAnsi="Times New Roman" w:eastAsia="方正黑体_GBK" w:cs="Times New Roman"/>
-          <w:sz w:val="32"/>
-          <w:szCs w:val="32"/>
-          <w:lang w:val="en-US" w:eastAsia="zh-CN"/>
-        </w:rPr>
-      </w:pPr>
-      <w:r>
-        <w:rPr>
-          <w:rFonts w:hint="eastAsia" w:ascii="Times New Roman" w:hAnsi="Times New Roman" w:eastAsia="方正黑体_GBK" w:cs="Times New Roman"/>
-          <w:sz w:val="32"/>
-          <w:szCs w:val="32"/>
-          <w:lang w:val="en-US" w:eastAsia="zh-CN"/>
-        </w:rPr>
-        <w:t>五、变更验证方案</w:t>
-      </w:r>
-    </w:p>
-    <w:p>
-      <w:pPr>
-        <w:spacing w:before="0" w:after="0" w:line="560" w:lineRule="exact"/>
-        <w:ind w:firstLine="6" w:firstLineChars="2"/>
-        <w:jc w:val="both"/>
-        <w:rPr>
-          <w:rFonts w:hint="eastAsia" w:ascii="Times New Roman" w:hAnsi="Times New Roman" w:eastAsia="方正仿宋_GBK" w:cs="Times New Roman"/>
-          <w:sz w:val="32"/>
-          <w:szCs w:val="32"/>
-          <w:lang w:val="en-US" w:eastAsia="zh-CN"/>
-        </w:rPr>
-      </w:pPr>
-      <w:r>
-        <w:rPr>
-          <w:rFonts w:hint="eastAsia" w:ascii="Times New Roman" w:hAnsi="Times New Roman" w:eastAsia="方正仿宋_GBK" w:cs="Times New Roman"/>
-          <w:sz w:val="32"/>
-          <w:szCs w:val="32"/>
-          <w:lang w:val="en-US" w:eastAsia="zh-CN"/>
-        </w:rPr>
-        <w:t xml:space="preserve">{verificationPlan}</w:t>
+        <w:t>{verificationPlan}</w:t>
       </w:r>
     </w:p>
     <w:p>
